--- a/VSEPR_Teacher_Guide.docx
+++ b/VSEPR_Teacher_Guide.docx
@@ -309,7 +309,7 @@
                 <w:sz w:val="20"/>
                 <w:szCs w:val="20"/>
               </w:rPr>
-              <w:t xml:space="preserve">Basic Lewis structure drawing ability. Activity includes Lewis structure drawing (Sec 1) as a warm-up.</w:t>
+              <w:t xml:space="preserve">Lewis structure drawing — students learned this earlier in the chapter. Section 1 serves as a review and gives them practice drawing the specific molecules used in the activity.</w:t>
             </w:r>
           </w:p>
         </w:tc>
@@ -2095,7 +2095,7 @@
                 <w:sz w:val="20"/>
                 <w:szCs w:val="20"/>
               </w:rPr>
-              <w:t xml:space="preserve">Predicting properties from the periodic table — electronegativity, bonding. Students use EN values to classify bond types.</w:t>
+              <w:t xml:space="preserve">Using the periodic table and models to predict properties of substances. Students predict 3D molecular geometry and bond angles from Lewis structures.</w:t>
             </w:r>
           </w:p>
         </w:tc>
@@ -2157,7 +2157,7 @@
                 <w:sz w:val="20"/>
                 <w:szCs w:val="20"/>
               </w:rPr>
-              <w:t xml:space="preserve">Constructing explanations for chemical outcomes. Students explain why molecular geometry affects polarity and behavior.</w:t>
+              <w:t xml:space="preserve">Constructing and revising explanations for properties of substances. Students explain how electron group arrangement determines molecular geometry and bond angles.</w:t>
             </w:r>
           </w:p>
         </w:tc>
@@ -2343,7 +2343,7 @@
                 <w:sz w:val="20"/>
                 <w:szCs w:val="20"/>
               </w:rPr>
-              <w:t xml:space="preserve">Molecular geometry and polarity from VSEPR theory.</w:t>
+              <w:t xml:space="preserve">Molecular geometry and bond angles from VSEPR theory — predicting 3D shape from Lewis structure electron groups.</w:t>
             </w:r>
           </w:p>
         </w:tc>

--- a/VSEPR_Teacher_Guide.docx
+++ b/VSEPR_Teacher_Guide.docx
@@ -72,6 +72,93 @@
         <w:spacing w:after="120" w:before="0"/>
       </w:pPr>
     </w:p>
+    <w:tbl>
+      <w:tblPr>
+        <w:tblW w:type="dxa" w:w="10080"/>
+        <w:tblBorders>
+          <w:top w:val="none" w:color="FFFFFF" w:sz="0"/>
+          <w:left w:val="none" w:color="FFFFFF" w:sz="0"/>
+          <w:bottom w:val="none" w:color="FFFFFF" w:sz="0"/>
+          <w:right w:val="none" w:color="FFFFFF" w:sz="0"/>
+        </w:tblBorders>
+      </w:tblPr>
+      <w:tblGrid>
+        <w:gridCol w:w="10080"/>
+      </w:tblGrid>
+      <w:tr>
+        <w:tc>
+          <w:tcPr>
+            <w:tcW w:type="dxa" w:w="10080"/>
+            <w:tcBorders>
+              <w:top w:val="single" w:color="00B8A0" w:sz="10"/>
+              <w:left w:val="single" w:color="00B8A0" w:sz="20"/>
+              <w:bottom w:val="single" w:color="DDD8F0" w:sz="4"/>
+              <w:right w:val="single" w:color="DDD8F0" w:sz="4"/>
+            </w:tcBorders>
+            <w:shd w:fill="E0FAF6" w:val="clear"/>
+            <w:tcMar>
+              <w:top w:type="dxa" w:w="120"/>
+              <w:bottom w:type="dxa" w:w="120"/>
+              <w:left w:type="dxa" w:w="180"/>
+              <w:right w:type="dxa" w:w="180"/>
+            </w:tcMar>
+          </w:tcPr>
+          <w:p>
+            <w:pPr>
+              <w:spacing w:before="0" w:after="40"/>
+            </w:pPr>
+            <w:r>
+              <w:rPr>
+                <w:b/>
+                <w:color w:val="006B60"/>
+                <w:sz w:val="21"/>
+                <w:szCs w:val="21"/>
+              </w:rPr>
+              <w:t xml:space="preserve">🌐  Always get the latest version of this bundle online — plus leave feedback:</w:t>
+            </w:r>
+            <w:r>
+              <w:rPr>
+                <w:color w:val="333333"/>
+                <w:sz w:val="21"/>
+                <w:szCs w:val="21"/>
+              </w:rPr>
+              <w:t xml:space="preserve">  </w:t>
+            </w:r>
+            <w:hyperlink r:id="rIdWebLink1" w:history="1">
+              <w:r>
+                <w:rPr>
+                  <w:rStyle w:val="Hyperlink"/>
+                  <w:b/>
+                  <w:color w:val="006B60"/>
+                  <w:sz w:val="21"/>
+                  <w:szCs w:val="21"/>
+                  <w:u w:val="single"/>
+                </w:rPr>
+                <w:t>YOUR_GITHUB_PAGES_URL</w:t>
+              </w:r>
+            </w:hyperlink>
+          </w:p>
+          <w:p>
+            <w:pPr>
+              <w:spacing w:before="0" w:after="0"/>
+            </w:pPr>
+            <w:r>
+              <w:rPr>
+                <w:color w:val="555555"/>
+                <w:sz w:val="20"/>
+                <w:szCs w:val="20"/>
+              </w:rPr>
+              <w:t>Download all 13 files · Version history &amp; changelog · Bug reports · Suggestions · Share what worked well in your class</w:t>
+            </w:r>
+          </w:p>
+        </w:tc>
+      </w:tr>
+    </w:tbl>
+    <w:p>
+      <w:pPr>
+        <w:spacing w:before="0" w:after="80"/>
+      </w:pPr>
+    </w:p>
     <w:p>
       <w:pPr>
         <w:shd w:fill="5B3FA0" w:val="clear"/>
@@ -2352,6 +2439,121 @@
     <w:p>
       <w:pPr>
         <w:spacing w:after="160" w:before="0"/>
+      </w:pPr>
+    </w:p>
+    <w:tbl>
+      <w:tblPr>
+        <w:tblW w:type="dxa" w:w="10080"/>
+        <w:tblBorders>
+          <w:top w:val="none" w:color="FFFFFF" w:sz="0"/>
+          <w:left w:val="none" w:color="FFFFFF" w:sz="0"/>
+          <w:bottom w:val="none" w:color="FFFFFF" w:sz="0"/>
+          <w:right w:val="none" w:color="FFFFFF" w:sz="0"/>
+        </w:tblBorders>
+      </w:tblPr>
+      <w:tblGrid>
+        <w:gridCol w:w="10080"/>
+      </w:tblGrid>
+      <w:tr>
+        <w:tc>
+          <w:tcPr>
+            <w:tcW w:type="dxa" w:w="10080"/>
+            <w:tcBorders>
+              <w:top w:val="single" w:color="00B8A0" w:sz="10"/>
+              <w:left w:val="single" w:color="00B8A0" w:sz="20"/>
+              <w:bottom w:val="single" w:color="DDD8F0" w:sz="4"/>
+              <w:right w:val="single" w:color="DDD8F0" w:sz="4"/>
+            </w:tcBorders>
+            <w:shd w:fill="E0FAF6" w:val="clear"/>
+            <w:tcMar>
+              <w:top w:type="dxa" w:w="120"/>
+              <w:bottom w:type="dxa" w:w="120"/>
+              <w:left w:type="dxa" w:w="180"/>
+              <w:right w:type="dxa" w:w="180"/>
+            </w:tcMar>
+          </w:tcPr>
+          <w:p>
+            <w:pPr>
+              <w:spacing w:before="0" w:after="60"/>
+            </w:pPr>
+            <w:r>
+              <w:rPr>
+                <w:b/>
+                <w:color w:val="006B60"/>
+                <w:sz w:val="22"/>
+                <w:szCs w:val="22"/>
+              </w:rPr>
+              <w:t>🌐  Updates, Downloads &amp; Feedback — Activity Hosted Online</w:t>
+            </w:r>
+          </w:p>
+          <w:p>
+            <w:pPr>
+              <w:spacing w:before="0" w:after="60"/>
+            </w:pPr>
+            <w:r>
+              <w:rPr>
+                <w:color w:val="333333"/>
+                <w:sz w:val="21"/>
+                <w:szCs w:val="21"/>
+              </w:rPr>
+              <w:t xml:space="preserve">This activity is hosted at a dedicated webpage where you can always download the most current version of every file in this bundle. If a bug is fixed, a question is improved, or a new version is released, you will find the updated files there — no need to re-purchase.</w:t>
+            </w:r>
+          </w:p>
+          <w:p>
+            <w:pPr>
+              <w:spacing w:before="40" w:after="40"/>
+            </w:pPr>
+            <w:r>
+              <w:rPr>
+                <w:b/>
+                <w:color w:val="333333"/>
+                <w:sz w:val="21"/>
+                <w:szCs w:val="21"/>
+              </w:rPr>
+              <w:t xml:space="preserve">The page includes: </w:t>
+            </w:r>
+            <w:r>
+              <w:rPr>
+                <w:color w:val="333333"/>
+                <w:sz w:val="21"/>
+                <w:szCs w:val="21"/>
+              </w:rPr>
+              <w:t>Download buttons for all 13 files (Honors and Gen Chem tabs) · Version history and changelog · A feedback form for bug reports, suggestions, and anything that worked well in your class.</w:t>
+            </w:r>
+          </w:p>
+          <w:p>
+            <w:pPr>
+              <w:spacing w:before="40" w:after="0"/>
+            </w:pPr>
+            <w:r>
+              <w:rPr>
+                <w:b/>
+                <w:color w:val="006B60"/>
+                <w:sz w:val="21"/>
+                <w:szCs w:val="21"/>
+              </w:rPr>
+              <w:t xml:space="preserve">Visit: </w:t>
+            </w:r>
+            <w:hyperlink r:id="rIdWebLink1" w:history="1">
+              <w:r>
+                <w:rPr>
+                  <w:rStyle w:val="Hyperlink"/>
+                  <w:b/>
+                  <w:color w:val="006B60"/>
+                  <w:sz w:val="21"/>
+                  <w:szCs w:val="21"/>
+                  <w:u w:val="single"/>
+                </w:rPr>
+                <w:t>YOUR_GITHUB_PAGES_URL</w:t>
+              </w:r>
+            </w:hyperlink>
+          </w:p>
+        </w:tc>
+      </w:tr>
+    </w:tbl>
+    <w:p>
+      <w:pPr>
+        <w:spacing w:before="0" w:after="120"/>
       </w:pPr>
     </w:p>
     <w:p>
